--- a/docx/cvgip2026_paper.docx
+++ b/docx/cvgip2026_paper.docx
@@ -49,12 +49,12 @@
     </w:p>
     <w:p>
       <w:r>
-        <w:t>Deploying medical vision–language models (VLMs) is expensive: a 32B reasoning model spends ~28 s and ~6 kJ</w:t>
+        <w:t>Deploying medical vision–language models (VLMs) is expensive: a 32B reasoning model spends ~11 s and ~6 kJ</w:t>
       </w:r>
     </w:p>
     <w:p>
       <w:r>
-        <w:t xml:space="preserve">per question, a 7B model ~0.2 s. The natural fix is a </w:t>
+        <w:t xml:space="preserve">per question (batch-1), a 7B model ~0.2 s. The natural fix is a </w:t>
       </w:r>
       <w:r>
         <w:rPr>
@@ -524,7 +524,7 @@
     </w:p>
     <w:p>
       <w:r>
-        <w:t>energy-hungry (≈ 28 s, ≈ 6 kJ per question at batch 1 for a 32B), while a 7B answers directly in ≈ 0.2 s.</w:t>
+        <w:t>energy-hungry (≈ 11 s, ≈ 6 kJ per question at batch 1 for a 32B), while a 7B answers directly in ≈ 0.2 s.</w:t>
       </w:r>
     </w:p>
     <w:p>
@@ -1695,7 +1695,7 @@
         <w:br/>
         <w:t>T1 = 32B no-think @cap320    (≈0.34 s)</w:t>
         <w:br/>
-        <w:t>T2 = 32B think @fullres      (≈26.6 s)</w:t>
+        <w:t>T2 = 32B think @fullres      (≈11.3 s, batch-1)</w:t>
       </w:r>
     </w:p>
     <w:p>
@@ -1965,10 +1965,10 @@
           <w:color w:val="B03060"/>
           <w:sz w:val="19"/>
         </w:rPr>
-        <w:t>c_T2 ≈ 80·c_T1</w:t>
-      </w:r>
-      <w:r>
-        <w:t>, so the avoided think calls dominate.</w:t>
+        <w:t>c_T2 ≈ 33·c_T1</w:t>
+      </w:r>
+      <w:r>
+        <w:t xml:space="preserve"> (and ~87× the 7B leg), so the avoided think calls dominate.</w:t>
       </w:r>
     </w:p>
     <w:p>

--- a/docx/cvgip2026_paper.docx
+++ b/docx/cvgip2026_paper.docx
@@ -1100,7 +1100,7 @@
     </w:p>
     <w:p>
       <w:r>
-        <w:t>in no-think and think modes. Cross-family peers (§5.3): InternVL, Phi-3.5-V. Verifier base (§5.10):</w:t>
+        <w:t>in no-think and think modes. Cross-family peers (§5.3): InternVL, Phi-3.5-V. Verifier base (§6):</w:t>
       </w:r>
     </w:p>
     <w:p>
@@ -1164,12 +1164,12 @@
     </w:p>
     <w:p>
       <w:r>
-        <w:t>Open-ended (§5.7–§5.10): free-text SLAKE/VQA-RAD/PathVQA/Kvasir-VQA-x1, + RadImageNet-VQA (transfer), graded</w:t>
+        <w:t>Open-ended (§5.3, §6): free-text SLAKE/VQA-RAD/PathVQA/Kvasir-VQA-x1, + RadImageNet-VQA (transfer), graded</w:t>
       </w:r>
     </w:p>
     <w:p>
       <w:r>
-        <w:t xml:space="preserve">by a neutral LLM judge. Grounding (§5.10): SLAKE organ boxes and the real </w:t>
+        <w:t xml:space="preserve">by a neutral LLM judge. Grounding (§6.2): SLAKE organ boxes and the real </w:t>
       </w:r>
       <w:r>
         <w:rPr>
@@ -2910,7 +2910,7 @@
         <w:rPr>
           <w:b/>
         </w:rPr>
-        <w:t>Generalizes across families/architectures (§5.5).</w:t>
+        <w:t>Generalizes across families/architectures.</w:t>
       </w:r>
       <w:r>
         <w:t xml:space="preserve"> The "no-think ≥ think on perception" premise and the</w:t>

--- a/docx/cvgip2026_paper.docx
+++ b/docx/cvgip2026_paper.docx
@@ -410,7 +410,7 @@
         <w:rPr>
           <w:b/>
         </w:rPr>
-        <w:t>a 7B with the verifier (0.501) beats the 32B's single pass (0.444)</w:t>
+        <w:t>a 7B with the verifier (0.501) beats the 32B's single pass (0.462, same held-out split)</w:t>
       </w:r>
       <w:r>
         <w:t>: test-time compute</w:t>
@@ -3055,12 +3055,36 @@
         <w:t>φ = 0.372</w:t>
       </w:r>
       <w:r>
-        <w:t xml:space="preserve"> — the models fail together. Holding ACC's config fixed,</w:t>
-      </w:r>
-    </w:p>
-    <w:p>
-      <w:r>
-        <w:t>every gate lands on one frontier (§5.1), so no gate is "better."</w:t>
+        <w:t xml:space="preserve"> (φ = the correlation of the two models' right/wrong</w:t>
+      </w:r>
+    </w:p>
+    <w:p>
+      <w:r>
+        <w:t>outcomes) — the models fail together. Holding ACC's config fixed, every gate lands on one frontier (§5.1),</w:t>
+      </w:r>
+    </w:p>
+    <w:p>
+      <w:r>
+        <w:t>so no gate is "better." This matches theory: Jitkrittum et al. (*When does confidence-based cascade deferral</w:t>
+      </w:r>
+    </w:p>
+    <w:p>
+      <w:r>
+        <w:t>suffice?</w:t>
+      </w:r>
+      <w:r>
+        <w:rPr>
+          <w:i/>
+        </w:rPr>
+        <w:t xml:space="preserve">, NeurIPS 2023) prove the optimal deferral rule needs </w:t>
+      </w:r>
+      <w:r>
+        <w:t>both* models' confidence and that</w:t>
+      </w:r>
+    </w:p>
+    <w:p>
+      <w:r>
+        <w:t>confidence-only deferral is fundamentally limited — exactly the wall we hit empirically on medical VLMs.</w:t>
       </w:r>
     </w:p>
     <w:p>
@@ -3518,6 +3542,71 @@
       </w:r>
       <w:r>
         <w:t xml:space="preserve"> structured boxes.</w:t>
+      </w:r>
+    </w:p>
+    <w:p>
+      <w:r>
+        <w:rPr>
+          <w:i/>
+        </w:rPr>
+      </w:r>
+      <w:r>
+        <w:rPr>
+          <w:i/>
+        </w:rPr>
+        <w:t xml:space="preserve">Why a trained verifier matters </w:t>
+      </w:r>
+      <w:r>
+        <w:t>here</w:t>
+      </w:r>
+      <w:r>
+        <w:rPr>
+          <w:i/>
+        </w:rPr>
+        <w:t xml:space="preserve"> specifically.</w:t>
+      </w:r>
+      <w:r>
+        <w:rPr>
+          <w:i/>
+        </w:rPr>
+        <w:t xml:space="preserve"> In </w:t>
+      </w:r>
+      <w:r>
+        <w:t>general* LLM reasoning, trained-verifier</w:t>
+      </w:r>
+    </w:p>
+    <w:p>
+      <w:r>
+        <w:t>best-of-N barely beats plain self-consistency — recent work reports near-parity (e.g. self-certainty</w:t>
+      </w:r>
+    </w:p>
+    <w:p>
+      <w:r>
+        <w:t>best-of-N, NeurIPS 2025 [2502.18581]; aggregation studies [2510.13918]) — so a learned verifier is often</w:t>
+      </w:r>
+    </w:p>
+    <w:p>
+      <w:r>
+        <w:t xml:space="preserve">seen as not worth its cost. Medical open-ended VQA is the opposite regime: self-consistency </w:t>
+      </w:r>
+      <w:r>
+        <w:rPr>
+          <w:i/>
+        </w:rPr>
+        <w:t>fails</w:t>
+      </w:r>
+      <w:r>
+        <w:t xml:space="preserve"> (the</w:t>
+      </w:r>
+    </w:p>
+    <w:p>
+      <w:r>
+        <w:t>majority trap, §5.2e), the strong model barely helps (§5.1), yet the oracle headroom is large. That is</w:t>
+      </w:r>
+    </w:p>
+    <w:p>
+      <w:r>
+        <w:t>exactly where a learned selector should pay off — and it does.</w:t>
       </w:r>
     </w:p>
     <w:p>
@@ -5101,10 +5190,10 @@
         <w:rPr>
           <w:b/>
         </w:rPr>
-        <w:t>0.444</w:t>
-      </w:r>
-      <w:r>
-        <w:t xml:space="preserve"> pooled — </w:t>
+        <w:t>0.462</w:t>
+      </w:r>
+      <w:r>
+        <w:t xml:space="preserve"> (same held-out split) pooled — </w:t>
       </w:r>
       <w:r>
         <w:rPr>
@@ -5132,12 +5221,12 @@
     </w:p>
     <w:p>
       <w:r>
-        <w:t>fails — VQA-RAD 0.611 vs 0.600, PathVQA 0.441 vs 0.376, Kvasir 0.405 vs 0.301 — and loses only on SLAKE</w:t>
-      </w:r>
-    </w:p>
-    <w:p>
-      <w:r>
-        <w:t>(0.762 vs 0.819), the one set where the 32B is genuinely the stronger model</w:t>
+        <w:t>fails — PathVQA 0.441 vs 0.377 and Kvasir 0.405 vs 0.326 (the two hardest sets) — and loses on the two where</w:t>
+      </w:r>
+    </w:p>
+    <w:p>
+      <w:r>
+        <w:t>the 32B is genuinely stronger, SLAKE (0.762 vs 0.829) and VQA-RAD (0.611 vs 0.648)</w:t>
       </w:r>
     </w:p>
     <w:p>
@@ -5309,26 +5398,101 @@
         <w:t>Honest scope.</w:t>
       </w:r>
       <w:r>
-        <w:t xml:space="preserve"> ACC parity is on the competent benchmarks (MMMU/MedXpert excluded as near-chance for both</w:t>
-      </w:r>
-    </w:p>
-    <w:p>
-      <w:r>
-        <w:t xml:space="preserve">models). The verifier lifts </w:t>
+        <w:t xml:space="preserve"> The ACC over-thinking premise (no-think ≥ think) holds on the </w:t>
       </w:r>
       <w:r>
         <w:rPr>
           <w:i/>
         </w:rPr>
-        <w:t>selection over a frozen generator</w:t>
-      </w:r>
-      <w:r>
-        <w:t>; it does not beat a trained SOTA grounder in</w:t>
-      </w:r>
-    </w:p>
-    <w:p>
-      <w:r>
-        <w:t>absolute IoU. Latency/energy are calibrated batch-1 (Eq. 1), not a single end-to-end wall-clock; FLOPs are</w:t>
+        <w:t>perception</w:t>
+      </w:r>
+      <w:r>
+        <w:t xml:space="preserve"> benchmarks</w:t>
+      </w:r>
+    </w:p>
+    <w:p>
+      <w:r>
+        <w:t xml:space="preserve">(COMPETENT-4: SLAKE/VQA-RAD/PathVQA/PMC). </w:t>
+      </w:r>
+      <w:r>
+        <w:rPr>
+          <w:b/>
+        </w:rPr>
+        <w:t>MMMU-medical is competent (32B-think 0.688), not near-chance</w:t>
+      </w:r>
+      <w:r>
+        <w:t xml:space="preserve"> —</w:t>
+      </w:r>
+    </w:p>
+    <w:p>
+      <w:r>
+        <w:t xml:space="preserve">but it is a </w:t>
+      </w:r>
+      <w:r>
+        <w:rPr>
+          <w:i/>
+        </w:rPr>
+        <w:t>reasoning</w:t>
+      </w:r>
+      <w:r>
+        <w:t xml:space="preserve"> benchmark where thinking helps (no-think 0.624 &lt; think 0.688), so the over-thinking</w:t>
+      </w:r>
+    </w:p>
+    <w:p>
+      <w:r>
+        <w:t xml:space="preserve">mechanism does not apply to it; </w:t>
+      </w:r>
+      <w:r>
+        <w:rPr>
+          <w:b/>
+        </w:rPr>
+        <w:t>MedXpert-MM is the genuinely near-chance set</w:t>
+      </w:r>
+      <w:r>
+        <w:t xml:space="preserve"> (7B at/below the 4-option</w:t>
+      </w:r>
+    </w:p>
+    <w:p>
+      <w:r>
+        <w:t>chance level, 0.23–0.26) and is excluded from headline efficiency claims. Both still appear in the full ALL-6</w:t>
+      </w:r>
+    </w:p>
+    <w:p>
+      <w:r>
+        <w:t xml:space="preserve">tables. The verifier (open-ended) is evaluated on the datasets that </w:t>
+      </w:r>
+      <w:r>
+        <w:rPr>
+          <w:i/>
+        </w:rPr>
+        <w:t>have</w:t>
+      </w:r>
+      <w:r>
+        <w:t xml:space="preserve"> free-text answers — SLAKE,</w:t>
+      </w:r>
+    </w:p>
+    <w:p>
+      <w:r>
+        <w:t>VQA-RAD, PathVQA (the core three), plus Kvasir (OOD) and RadImageNet (transfer); PMC-VQA and MMMU are</w:t>
+      </w:r>
+    </w:p>
+    <w:p>
+      <w:r>
+        <w:t xml:space="preserve">MCQ-only, so they are absent by </w:t>
+      </w:r>
+      <w:r>
+        <w:rPr>
+          <w:i/>
+        </w:rPr>
+        <w:t>format</w:t>
+      </w:r>
+      <w:r>
+        <w:t>, not by selection. The verifier lifts *selection over a frozen</w:t>
+      </w:r>
+    </w:p>
+    <w:p>
+      <w:r>
+        <w:t>generator*; it does not beat a trained SOTA grounder in absolute IoU. Latency/energy are calibrated batch-1 (Eq. 1), not a single end-to-end wall-clock; FLOPs are</w:t>
       </w:r>
     </w:p>
     <w:p>

--- a/docx/cvgip2026_paper.docx
+++ b/docx/cvgip2026_paper.docx
@@ -3722,6 +3722,161 @@
       </w:r>
     </w:p>
     <w:p>
+      <w:r>
+        <w:rPr>
+          <w:b/>
+        </w:rPr>
+        <w:t>Why a 32B-judged 7B verifier beating the 32B is not circular.</w:t>
+      </w:r>
+      <w:r>
+        <w:t xml:space="preserve"> The LLM judge is an </w:t>
+      </w:r>
+      <w:r>
+        <w:rPr>
+          <w:i/>
+        </w:rPr>
+        <w:t>automated grader</w:t>
+      </w:r>
+      <w:r>
+        <w:t>,</w:t>
+      </w:r>
+    </w:p>
+    <w:p>
+      <w:r>
+        <w:t xml:space="preserve">not a knowledge oracle: its sole job is deciding whether a free-text answer matches the </w:t>
+      </w:r>
+      <w:r>
+        <w:rPr>
+          <w:b/>
+        </w:rPr>
+        <w:t>gold</w:t>
+      </w:r>
+      <w:r>
+        <w:t xml:space="preserve"> answer</w:t>
+      </w:r>
+    </w:p>
+    <w:p>
+      <w:r>
+        <w:t xml:space="preserve">(a semantic substitute for exact-match, which is too brittle for free text). The labels </w:t>
+      </w:r>
+      <w:r>
+        <w:rPr>
+          <w:rFonts w:ascii="Consolas" w:hAnsi="Consolas"/>
+          <w:color w:val="B03060"/>
+          <w:sz w:val="19"/>
+        </w:rPr>
+        <w:t>y</w:t>
+      </w:r>
+      <w:r>
+        <w:t xml:space="preserve"> therefore derive</w:t>
+      </w:r>
+    </w:p>
+    <w:p>
+      <w:r>
+        <w:t xml:space="preserve">from the dataset </w:t>
+      </w:r>
+      <w:r>
+        <w:rPr>
+          <w:b/>
+        </w:rPr>
+        <w:t>answer key</w:t>
+      </w:r>
+      <w:r>
+        <w:t>, not from the 32B's medical knowledge — the grader could be a human or</w:t>
+      </w:r>
+    </w:p>
+    <w:p>
+      <w:r>
+        <w:t xml:space="preserve">exact-match. The verifier (a frozen 7B + LoRA) is trained only on the </w:t>
+      </w:r>
+      <w:r>
+        <w:rPr>
+          <w:b/>
+        </w:rPr>
+        <w:t>7B's own samples</w:t>
+      </w:r>
+      <w:r>
+        <w:t xml:space="preserve"> and learns to</w:t>
+      </w:r>
+    </w:p>
+    <w:p>
+      <w:r>
+        <w:rPr>
+          <w:i/>
+        </w:rPr>
+        <w:t>discriminate</w:t>
+      </w:r>
+      <w:r>
+        <w:t xml:space="preserve"> correct answers, a strictly easier task than </w:t>
+      </w:r>
+      <w:r>
+        <w:rPr>
+          <w:i/>
+        </w:rPr>
+        <w:t>generating</w:t>
+      </w:r>
+      <w:r>
+        <w:t xml:space="preserve"> them: the 7B's N samples already</w:t>
+      </w:r>
+    </w:p>
+    <w:p>
+      <w:r>
+        <w:t>contain a correct answer in 59% of pooled cases (the oracle), so the verifier need only identify it — which</w:t>
+      </w:r>
+    </w:p>
+    <w:p>
+      <w:r>
+        <w:t xml:space="preserve">is why a </w:t>
+      </w:r>
+      <w:r>
+        <w:rPr>
+          <w:i/>
+        </w:rPr>
+        <w:t>7B</w:t>
+      </w:r>
+      <w:r>
+        <w:t xml:space="preserve"> selector suffices and imports no 32B capability. The comparison is thus between two deployment</w:t>
+      </w:r>
+    </w:p>
+    <w:p>
+      <w:r>
+        <w:t xml:space="preserve">strategies — scaling to a 5× model </w:t>
+      </w:r>
+      <w:r>
+        <w:rPr>
+          <w:i/>
+        </w:rPr>
+        <w:t>zero-shot</w:t>
+      </w:r>
+      <w:r>
+        <w:t xml:space="preserve"> vs. sampling a small model + a small </w:t>
+      </w:r>
+      <w:r>
+        <w:rPr>
+          <w:i/>
+        </w:rPr>
+        <w:t>supervised</w:t>
+      </w:r>
+      <w:r>
+        <w:t xml:space="preserve"> verifier —</w:t>
+      </w:r>
+    </w:p>
+    <w:p>
+      <w:r>
+        <w:t>and the latter wins; the in-domain supervision (a few thousand gold labels) is precisely the contribution</w:t>
+      </w:r>
+    </w:p>
+    <w:p>
+      <w:r>
+        <w:t>(and its cost). AUROC 0.924 and the −0.047 image-ablation confirm the verifier learned genuine visual</w:t>
+      </w:r>
+    </w:p>
+    <w:p>
+      <w:r>
+        <w:t>discrimination, not judge-mimicry (the judge needs the gold answer; the verifier does not).</w:t>
+      </w:r>
+    </w:p>
+    <w:p>
       <w:pPr>
         <w:pStyle w:val="Heading3"/>
       </w:pPr>

--- a/docx/cvgip2026_paper.docx
+++ b/docx/cvgip2026_paper.docx
@@ -4589,7 +4589,61 @@
         <w:t>+0.116, 95% CI [+0.092, +0.139]</w:t>
       </w:r>
       <w:r>
-        <w:t xml:space="preserve"> (n=1064, excludes 0).</w:t>
+        <w:t xml:space="preserve"> (n=1064, excludes 0); and over the </w:t>
+      </w:r>
+      <w:r>
+        <w:rPr>
+          <w:b/>
+        </w:rPr>
+        <w:t>32B itself</w:t>
+      </w:r>
+      <w:r>
+        <w:t>, +0.039, 95% CI</w:t>
+      </w:r>
+    </w:p>
+    <w:p>
+      <w:r>
+        <w:rPr>
+          <w:b/>
+        </w:rPr>
+        <w:t>[+0.010, +0.066]</w:t>
+      </w:r>
+      <w:r>
+        <w:t xml:space="preserve"> — a modest but significant win over the 5× model. *Argmax is the correct selection</w:t>
+      </w:r>
+    </w:p>
+    <w:p>
+      <w:r>
+        <w:t>rule:</w:t>
+      </w:r>
+      <w:r>
+        <w:rPr>
+          <w:i/>
+        </w:rPr>
+        <w:t xml:space="preserve"> verifier-</w:t>
+      </w:r>
+      <w:r>
+        <w:t>weighted</w:t>
+      </w:r>
+      <w:r>
+        <w:rPr>
+          <w:i/>
+        </w:rPr>
+        <w:t xml:space="preserve"> voting (0.489) and a score×count hybrid (0.470) are both </w:t>
+      </w:r>
+      <w:r>
+        <w:rPr>
+          <w:i/>
+        </w:rPr>
+        <w:t>worse</w:t>
+      </w:r>
+      <w:r>
+        <w:t>* than plain</w:t>
+      </w:r>
+    </w:p>
+    <w:p>
+      <w:r>
+        <w:t>argmax (0.501), because the majority trap (§5.2e) contaminates even score-weighted voting.</w:t>
       </w:r>
     </w:p>
     <w:p>

--- a/docx/cvgip2026_paper.docx
+++ b/docx/cvgip2026_paper.docx
@@ -5435,7 +5435,12 @@
     </w:p>
     <w:p>
       <w:r>
-        <w:t>the 32B is genuinely stronger, SLAKE (0.762 vs 0.829) and VQA-RAD (0.611 vs 0.648)</w:t>
+        <w:t>the 32B is genuinely stronger, SLAKE (0.762 vs 0.829) and VQA-RAD (0.611 vs 0.648; per-dataset n are small —</w:t>
+      </w:r>
+    </w:p>
+    <w:p>
+      <w:r>
+        <w:t>VQA-RAD n=54 — so per-dataset signs are directional, the pooled n=1064 win is the solid claim)</w:t>
       </w:r>
     </w:p>
     <w:p>

--- a/docx/cvgip2026_paper.docx
+++ b/docx/cvgip2026_paper.docx
@@ -4749,40 +4749,109 @@
         <w:rPr>
           <w:b/>
         </w:rPr>
-        <w:t>Generalizes.</w:t>
-      </w:r>
-      <w:r>
-        <w:t xml:space="preserve"> The pooled-4 verifier transfers </w:t>
+        <w:t>Generalizes (datasets, modality, and across generators).</w:t>
+      </w:r>
+      <w:r>
+        <w:t xml:space="preserve"> The pooled-4 verifier transfers **zero-shot to a</w:t>
+      </w:r>
+    </w:p>
+    <w:p>
+      <w:r>
+        <w:t>fifth, held-out** dataset (RadImageNet-VQA: 0.329 → 0.353, +0.024, 13% of its gap) and across modality</w:t>
+      </w:r>
+    </w:p>
+    <w:p>
+      <w:r>
+        <w:t xml:space="preserve">(Kvasir-OOD). </w:t>
       </w:r>
       <w:r>
         <w:rPr>
           <w:b/>
         </w:rPr>
-        <w:t>zero-shot to a fifth, held-out</w:t>
-      </w:r>
-      <w:r>
-        <w:t xml:space="preserve"> dataset</w:t>
-      </w:r>
-    </w:p>
-    <w:p>
-      <w:r>
-        <w:t xml:space="preserve">(RadImageNet-VQA: 0.329 → 0.353, +0.024, 13% of its gap) and across modality (Kvasir-OOD). </w:t>
+        <w:t>Across generator models:</w:t>
+      </w:r>
+      <w:r>
+        <w:t xml:space="preserve"> applied to a </w:t>
+      </w:r>
+      <w:r>
+        <w:rPr>
+          <w:i/>
+        </w:rPr>
+        <w:t>different</w:t>
+      </w:r>
+      <w:r>
+        <w:t xml:space="preserve"> model's answers (MedVLThinker-7B), the</w:t>
+      </w:r>
+    </w:p>
+    <w:p>
+      <w:r>
+        <w:t>Lingshu-trained verifier still lifts SLAKE 0.543 → 0.620 (49%) and VQA-RAD 0.395 → 0.520 (61%) — it is</w:t>
+      </w:r>
+    </w:p>
+    <w:p>
+      <w:r>
+        <w:t xml:space="preserve">largely generator-agnostic. </w:t>
       </w:r>
       <w:r>
         <w:rPr>
           <w:b/>
         </w:rPr>
+        <w:t>Across base models (honest, mixed):</w:t>
+      </w:r>
+      <w:r>
+        <w:t xml:space="preserve"> trained </w:t>
+      </w:r>
+      <w:r>
+        <w:rPr>
+          <w:i/>
+        </w:rPr>
+        <w:t>from scratch</w:t>
+      </w:r>
+      <w:r>
+        <w:t xml:space="preserve"> on a MedVLThinker-7B</w:t>
+      </w:r>
+    </w:p>
+    <w:p>
+      <w:r>
+        <w:t xml:space="preserve">base it works on SLAKE (0.564 → 0.622, 42%) and is pooled-positive (25%) but </w:t>
+      </w:r>
+      <w:r>
+        <w:rPr>
+          <w:i/>
+        </w:rPr>
+        <w:t>fails</w:t>
+      </w:r>
+      <w:r>
+        <w:t xml:space="preserve"> on VQA-RAD's tiny split</w:t>
+      </w:r>
+    </w:p>
+    <w:p>
+      <w:r>
+        <w:t>(n=54: 0.500 → 0.470) — so the method is not uniformly robust across bases, and a stronger base (Lingshu) makes</w:t>
+      </w:r>
+    </w:p>
+    <w:p>
+      <w:r>
+        <w:t>a stronger verifier (its transfer 49–61% exceeds a from-scratch MedVLThinker verifier's 25%); the Lingshu</w:t>
+      </w:r>
+    </w:p>
+    <w:p>
+      <w:r>
+        <w:t xml:space="preserve">result (49%, four datasets, two seeds) is the validated headline. </w:t>
+      </w:r>
+      <w:r>
+        <w:rPr>
+          <w:b/>
+        </w:rPr>
         <w:t>Data-efficient:</w:t>
       </w:r>
-    </w:p>
-    <w:p>
-      <w:r>
-        <w:t>it needs only ${\sim}6{,}000$ judge</w:t>
-      </w:r>
-    </w:p>
-    <w:p>
-      <w:r>
-        <w:t>labels in total to reach this lift.</w:t>
+      <w:r>
+        <w:t xml:space="preserve"> it needs only</w:t>
+      </w:r>
+    </w:p>
+    <w:p>
+      <w:r>
+        <w:t>${\sim}6{,}000$ judge labels in total to reach this lift.</w:t>
       </w:r>
     </w:p>
     <w:p>

--- a/docx/cvgip2026_paper.docx
+++ b/docx/cvgip2026_paper.docx
@@ -325,7 +325,7 @@
         <w:t xml:space="preserve">, recovering </w:t>
       </w:r>
       <w:r>
-        <w:t>40–78%</w:t>
+        <w:t>35–78%</w:t>
       </w:r>
       <w:r>
         <w:rPr>
@@ -334,7 +334,7 @@
         <w:t xml:space="preserve"> of the oracle gap — for free-text answers (</w:t>
       </w:r>
       <w:r>
-        <w:t>49%** pooled over four</w:t>
+        <w:t>35–49%** across two seeds, ~42% mean, over four</w:t>
       </w:r>
     </w:p>
     <w:p>
@@ -410,15 +410,15 @@
         <w:rPr>
           <w:b/>
         </w:rPr>
-        <w:t>a 7B with the verifier (0.501) beats the 32B's single pass (0.462, same held-out split)</w:t>
-      </w:r>
-      <w:r>
-        <w:t>: test-time compute</w:t>
-      </w:r>
-    </w:p>
-    <w:p>
-      <w:r>
-        <w:t xml:space="preserve">   beats parameters where parameters do not help.</w:t>
+        <w:t>a 7B with the verifier matches the 32B's single pass</w:t>
+      </w:r>
+      <w:r>
+        <w:t xml:space="preserve"> (0.501 vs 0.462 on one split, a tie 0.445 vs 0.450</w:t>
+      </w:r>
+    </w:p>
+    <w:p>
+      <w:r>
+        <w:t xml:space="preserve">   on another): test-time compute is competitive with parameters where parameters do not help.</w:t>
       </w:r>
     </w:p>
     <w:p>
@@ -827,7 +827,7 @@
     </w:p>
     <w:p>
       <w:r>
-        <w:t xml:space="preserve">7B beat the 32B single pass. (v) Honest framing throughout: the agreement </w:t>
+        <w:t xml:space="preserve">7B match the 32B single pass. (v) Honest framing throughout: the agreement </w:t>
       </w:r>
       <w:r>
         <w:rPr>
@@ -3884,7 +3884,7 @@
         <w:rPr>
           <w:color w:val="00695C"/>
         </w:rPr>
-        <w:t>6.1 Free-text answers: 49% of the oracle gap (pooled over four datasets)</w:t>
+        <w:t>6.1 Free-text answers: 35–49% of the oracle gap (two seeds, pooled over four datasets)</w:t>
       </w:r>
     </w:p>
     <w:tbl>
@@ -4555,7 +4555,7 @@
     </w:p>
     <w:p>
       <w:r>
-        <w:t xml:space="preserve">over greedy; lifting every dataset), and the trained </w:t>
+        <w:t xml:space="preserve">over greedy on the seed-0 split; lifting every dataset), and the trained </w:t>
       </w:r>
       <w:r>
         <w:rPr>
@@ -4572,44 +4572,77 @@
         </w:rPr>
         <w:t>zero-shot 32B</w:t>
       </w:r>
-      <w:r>
-        <w:t xml:space="preserve"> verifier</w:t>
-      </w:r>
-    </w:p>
-    <w:p>
-      <w:r>
-        <w:t>(0.357 on PathVQA) by +0.08 despite being 5× smaller. Bootstrap (best-of-8 vs a single random sample): gain</w:t>
-      </w:r>
-    </w:p>
-    <w:p>
+    </w:p>
+    <w:p>
+      <w:r>
+        <w:t xml:space="preserve">verifier (0.357 on PathVQA) by +0.08 despite being 5× smaller. </w:t>
+      </w:r>
       <w:r>
         <w:rPr>
           <w:b/>
         </w:rPr>
-        <w:t>+0.116, 95% CI [+0.092, +0.139]</w:t>
-      </w:r>
-      <w:r>
-        <w:t xml:space="preserve"> (n=1064, excludes 0); and over the </w:t>
-      </w:r>
+        <w:t>Two-seed robustness (honest):</w:t>
+      </w:r>
+      <w:r>
+        <w:t xml:space="preserve"> gap-captured is</w:t>
+      </w:r>
+    </w:p>
+    <w:p>
+      <w:r>
+        <w:t>49% (seed-0) and 35% (seed-1), ~42% mean — the gain over training-free is robust (bootstrap 95% CI over greedy</w:t>
+      </w:r>
+    </w:p>
+    <w:p>
       <w:r>
         <w:rPr>
           <w:b/>
         </w:rPr>
-        <w:t>32B itself</w:t>
-      </w:r>
-      <w:r>
-        <w:t>, +0.039, 95% CI</w:t>
-      </w:r>
-    </w:p>
-    <w:p>
+        <w:t>[+0.092, +0.139]</w:t>
+      </w:r>
+      <w:r>
+        <w:t xml:space="preserve">), but </w:t>
+      </w:r>
       <w:r>
         <w:rPr>
           <w:b/>
         </w:rPr>
-        <w:t>[+0.010, +0.066]</w:t>
-      </w:r>
-      <w:r>
-        <w:t xml:space="preserve"> — a modest but significant win over the 5× model. *Argmax is the correct selection</w:t>
+        <w:t>versus the 32B it is a tie-to-modest-win</w:t>
+      </w:r>
+      <w:r>
+        <w:t>: seed-0 +0.039 (95% CI [+0.010, +0.066],</w:t>
+      </w:r>
+    </w:p>
+    <w:p>
+      <w:r>
+        <w:t xml:space="preserve">significant), seed-1 −0.005 (tie, 0.445 vs 0.450). So the 7B+verifier </w:t>
+      </w:r>
+      <w:r>
+        <w:rPr>
+          <w:b/>
+        </w:rPr>
+        <w:t>matches</w:t>
+      </w:r>
+      <w:r>
+        <w:t xml:space="preserve"> the 32B; it does not robustly beat</w:t>
+      </w:r>
+    </w:p>
+    <w:p>
+      <w:r>
+        <w:t xml:space="preserve">it. Per-dataset the verifier helps the </w:t>
+      </w:r>
+      <w:r>
+        <w:rPr>
+          <w:b/>
+        </w:rPr>
+        <w:t>hard sets on both seeds</w:t>
+      </w:r>
+      <w:r>
+        <w:t xml:space="preserve"> (PathVQA, Kvasir) and is flat where the baseline is</w:t>
+      </w:r>
+    </w:p>
+    <w:p>
+      <w:r>
+        <w:t>already high (SLAKE) or n is tiny (VQA-RAD). *Argmax is the correct selection</w:t>
       </w:r>
     </w:p>
     <w:p>
@@ -4837,7 +4870,7 @@
     </w:p>
     <w:p>
       <w:r>
-        <w:t xml:space="preserve">result (49%, four datasets, two seeds) is the validated headline. </w:t>
+        <w:t xml:space="preserve">result (35–49%, four datasets, two seeds) is the validated headline. </w:t>
       </w:r>
       <w:r>
         <w:rPr>
@@ -5454,15 +5487,15 @@
         <w:rPr>
           <w:b/>
         </w:rPr>
-        <w:t>Compute beats parameters where parameters don't help.</w:t>
-      </w:r>
-      <w:r>
-        <w:t xml:space="preserve"> Because reasoning barely improves open-ended</w:t>
-      </w:r>
-    </w:p>
-    <w:p>
-      <w:r>
-        <w:t xml:space="preserve">medical VQA (§5.3), the 32B's single pass scores only </w:t>
+        <w:t>Compute is competitive with parameters where parameters don't help.</w:t>
+      </w:r>
+      <w:r>
+        <w:t xml:space="preserve"> Because reasoning barely improves</w:t>
+      </w:r>
+    </w:p>
+    <w:p>
+      <w:r>
+        <w:t xml:space="preserve">open-ended medical VQA (§5.3), the 32B's single pass scores only </w:t>
       </w:r>
       <w:r>
         <w:rPr>
@@ -5471,21 +5504,18 @@
         <w:t>0.462</w:t>
       </w:r>
       <w:r>
-        <w:t xml:space="preserve"> (same held-out split) pooled — </w:t>
+        <w:t xml:space="preserve"> pooled (seed-0 split) — </w:t>
       </w:r>
       <w:r>
         <w:rPr>
           <w:i/>
         </w:rPr>
-        <w:t>below</w:t>
-      </w:r>
-      <w:r>
-        <w:t xml:space="preserve"> the 7B with verifier-bo8</w:t>
-      </w:r>
-    </w:p>
-    <w:p>
-      <w:r>
-        <w:t>(</w:t>
+        <w:t>matched</w:t>
+      </w:r>
+    </w:p>
+    <w:p>
+      <w:r>
+        <w:t>by the 7B with verifier-bo8 (</w:t>
       </w:r>
       <w:r>
         <w:rPr>
@@ -5494,22 +5524,60 @@
         <w:t>0.501</w:t>
       </w:r>
       <w:r>
-        <w:t>), at ~3.7× the 32B's param-FLOPs. Per dataset the 7B+verifier beats the 32B exactly where scaling</w:t>
-      </w:r>
-    </w:p>
-    <w:p>
-      <w:r>
-        <w:t>fails — PathVQA 0.441 vs 0.377 and Kvasir 0.405 vs 0.326 (the two hardest sets) — and loses on the two where</w:t>
-      </w:r>
-    </w:p>
-    <w:p>
-      <w:r>
-        <w:t>the 32B is genuinely stronger, SLAKE (0.762 vs 0.829) and VQA-RAD (0.611 vs 0.648; per-dataset n are small —</w:t>
-      </w:r>
-    </w:p>
-    <w:p>
-      <w:r>
-        <w:t>VQA-RAD n=54 — so per-dataset signs are directional, the pooled n=1064 win is the solid claim)</w:t>
+        <w:t xml:space="preserve">) at ~3.7× the 32B's param-FLOPs; </w:t>
+      </w:r>
+      <w:r>
+        <w:rPr>
+          <w:b/>
+        </w:rPr>
+        <w:t>on a second seed they tie</w:t>
+      </w:r>
+      <w:r>
+        <w:t xml:space="preserve"> (32B</w:t>
+      </w:r>
+    </w:p>
+    <w:p>
+      <w:r>
+        <w:t xml:space="preserve">0.450 vs verifier 0.445), so the 7B+verifier </w:t>
+      </w:r>
+      <w:r>
+        <w:rPr>
+          <w:b/>
+        </w:rPr>
+        <w:t>matches</w:t>
+      </w:r>
+      <w:r>
+        <w:t xml:space="preserve"> the 32B rather than robustly beating it. The</w:t>
+      </w:r>
+    </w:p>
+    <w:p>
+      <w:r>
+        <w:rPr>
+          <w:i/>
+        </w:rPr>
+        <w:t>robust</w:t>
+      </w:r>
+      <w:r>
+        <w:t xml:space="preserve"> per-dataset pattern (both seeds) is that the verifier beats the 32B on the </w:t>
+      </w:r>
+      <w:r>
+        <w:rPr>
+          <w:b/>
+        </w:rPr>
+        <w:t>hard sets</w:t>
+      </w:r>
+      <w:r>
+        <w:t xml:space="preserve"> where</w:t>
+      </w:r>
+    </w:p>
+    <w:p>
+      <w:r>
+        <w:t>scaling fails — PathVQA 0.441 vs 0.377 and Kvasir 0.405 vs 0.326 — and is flat/behind where the 32B is</w:t>
+      </w:r>
+    </w:p>
+    <w:p>
+      <w:r>
+        <w:t>genuinely stronger or n is tiny — SLAKE (0.762 vs 0.829) and VQA-RAD (0.611 vs 0.648, n=54)</w:t>
       </w:r>
     </w:p>
     <w:p>
@@ -5908,7 +5976,7 @@
     </w:p>
     <w:p>
       <w:r>
-        <w:t>as a test-time-scaling method that lets a 7B beat a 32B. We also show the routing ceiling is partly an</w:t>
+        <w:t>as a test-time-scaling method that lets a 7B match a 32B. We also show the routing ceiling is partly an</w:t>
       </w:r>
     </w:p>
     <w:p>

--- a/docx/cvgip2026_paper.docx
+++ b/docx/cvgip2026_paper.docx
@@ -5390,7 +5390,7 @@
         <w:rPr>
           <w:color w:val="00695C"/>
         </w:rPr>
-        <w:t>6.3 A test-time-scaling method; and test-time compute beats parameters</w:t>
+        <w:t>6.3 A test-time-scaling method; and test-time compute rivals parameters</w:t>
       </w:r>
     </w:p>
     <w:p>

--- a/docx/cvgip2026_paper.docx
+++ b/docx/cvgip2026_paper.docx
@@ -724,7 +724,7 @@
     </w:p>
     <w:p>
       <w:r>
-        <w:t>40–78% of the oracle gap for both answers and boxes, where every training-free selector is luck-floored.</w:t>
+        <w:t>35–78% of the oracle gap for both answers and boxes, where every training-free selector is luck-floored.</w:t>
       </w:r>
     </w:p>
     <w:p>
@@ -5261,7 +5261,7 @@
     </w:p>
     <w:p>
       <w:r>
-        <w:t xml:space="preserve">recovers 40–78% of the oracle gap, 2-seed-robust. On the real </w:t>
+        <w:t xml:space="preserve">recovers 35–78% of the oracle gap, 2-seed-robust. On the real </w:t>
       </w:r>
       <w:r>
         <w:rPr>
@@ -5848,7 +5848,7 @@
     </w:p>
     <w:p>
       <w:r>
-        <w:t>exact. The free-text per-dataset spread is wide (SLAKE 15% — little headroom — to Kvasir 58%); the 40–78%</w:t>
+        <w:t>exact. The free-text per-dataset spread is wide (SLAKE 15% — little headroom — to Kvasir 58%); the 35–78%</w:t>
       </w:r>
     </w:p>
     <w:p>
@@ -5971,7 +5971,7 @@
     </w:p>
     <w:p>
       <w:r>
-        <w:t>40–78% of the oracle gap for both answers and bounding boxes (incl. a real chest-X-ray benchmark), behaving</w:t>
+        <w:t>35–78% of the oracle gap for both answers and bounding boxes (incl. a real chest-X-ray benchmark), behaving</w:t>
       </w:r>
     </w:p>
     <w:p>
